--- a/LAB7/11CNP1_Lab7_1150080023_NguyenHoangKy.docx
+++ b/LAB7/11CNP1_Lab7_1150080023_NguyenHoangKy.docx
@@ -5,6 +5,7 @@
     <w:p>
       <w:pPr>
         <w:rPr>
+          <w:rStyle w:val="Hyperlink"/>
           <w:lang w:val="vi-VN"/>
         </w:rPr>
       </w:pPr>
@@ -23,23 +24,205 @@
             <w:rStyle w:val="Hyperlink"/>
             <w:lang w:val="vi-VN"/>
           </w:rPr>
-          <w:t>https://you</w:t>
-        </w:r>
-        <w:r>
-          <w:rPr>
-            <w:rStyle w:val="Hyperlink"/>
-            <w:lang w:val="vi-VN"/>
-          </w:rPr>
-          <w:t>t</w:t>
-        </w:r>
-        <w:r>
-          <w:rPr>
-            <w:rStyle w:val="Hyperlink"/>
-            <w:lang w:val="vi-VN"/>
-          </w:rPr>
-          <w:t>u.be/S_r8dfMVIMU</w:t>
+          <w:t>https://youtu.be/S_r8dfMVIMU</w:t>
         </w:r>
       </w:hyperlink>
+    </w:p>
+    <w:p>
+      <w:pPr>
+        <w:rPr>
+          <w:lang w:val="vi-VN"/>
+        </w:rPr>
+      </w:pPr>
+      <w:r>
+        <w:rPr>
+          <w:lang w:val="vi-VN"/>
+        </w:rPr>
+        <w:drawing>
+          <wp:inline distT="0" distB="0" distL="0" distR="0" wp14:anchorId="63388C56" wp14:editId="44426AD6">
+            <wp:extent cx="5943600" cy="3160395"/>
+            <wp:effectExtent l="0" t="0" r="0" b="1905"/>
+            <wp:docPr id="1" name="Picture 1"/>
+            <wp:cNvGraphicFramePr>
+              <a:graphicFrameLocks xmlns:a="http://schemas.openxmlformats.org/drawingml/2006/main" noChangeAspect="1"/>
+            </wp:cNvGraphicFramePr>
+            <a:graphic xmlns:a="http://schemas.openxmlformats.org/drawingml/2006/main">
+              <a:graphicData uri="http://schemas.openxmlformats.org/drawingml/2006/picture">
+                <pic:pic xmlns:pic="http://schemas.openxmlformats.org/drawingml/2006/picture">
+                  <pic:nvPicPr>
+                    <pic:cNvPr id="1" name=""/>
+                    <pic:cNvPicPr/>
+                  </pic:nvPicPr>
+                  <pic:blipFill>
+                    <a:blip r:embed="rId5"/>
+                    <a:stretch>
+                      <a:fillRect/>
+                    </a:stretch>
+                  </pic:blipFill>
+                  <pic:spPr>
+                    <a:xfrm>
+                      <a:off x="0" y="0"/>
+                      <a:ext cx="5943600" cy="3160395"/>
+                    </a:xfrm>
+                    <a:prstGeom prst="rect">
+                      <a:avLst/>
+                    </a:prstGeom>
+                  </pic:spPr>
+                </pic:pic>
+              </a:graphicData>
+            </a:graphic>
+          </wp:inline>
+        </w:drawing>
+      </w:r>
+    </w:p>
+    <w:p>
+      <w:pPr>
+        <w:rPr>
+          <w:lang w:val="vi-VN"/>
+        </w:rPr>
+      </w:pPr>
+      <w:r>
+        <w:rPr>
+          <w:lang w:val="vi-VN"/>
+        </w:rPr>
+        <w:drawing>
+          <wp:inline distT="0" distB="0" distL="0" distR="0" wp14:anchorId="4CB284C4" wp14:editId="4054EB61">
+            <wp:extent cx="5943600" cy="3141980"/>
+            <wp:effectExtent l="0" t="0" r="0" b="1270"/>
+            <wp:docPr id="2" name="Picture 2"/>
+            <wp:cNvGraphicFramePr>
+              <a:graphicFrameLocks xmlns:a="http://schemas.openxmlformats.org/drawingml/2006/main" noChangeAspect="1"/>
+            </wp:cNvGraphicFramePr>
+            <a:graphic xmlns:a="http://schemas.openxmlformats.org/drawingml/2006/main">
+              <a:graphicData uri="http://schemas.openxmlformats.org/drawingml/2006/picture">
+                <pic:pic xmlns:pic="http://schemas.openxmlformats.org/drawingml/2006/picture">
+                  <pic:nvPicPr>
+                    <pic:cNvPr id="1" name=""/>
+                    <pic:cNvPicPr/>
+                  </pic:nvPicPr>
+                  <pic:blipFill>
+                    <a:blip r:embed="rId6"/>
+                    <a:stretch>
+                      <a:fillRect/>
+                    </a:stretch>
+                  </pic:blipFill>
+                  <pic:spPr>
+                    <a:xfrm>
+                      <a:off x="0" y="0"/>
+                      <a:ext cx="5943600" cy="3141980"/>
+                    </a:xfrm>
+                    <a:prstGeom prst="rect">
+                      <a:avLst/>
+                    </a:prstGeom>
+                  </pic:spPr>
+                </pic:pic>
+              </a:graphicData>
+            </a:graphic>
+          </wp:inline>
+        </w:drawing>
+      </w:r>
+    </w:p>
+    <w:p>
+      <w:pPr>
+        <w:rPr>
+          <w:lang w:val="vi-VN"/>
+        </w:rPr>
+      </w:pPr>
+      <w:r>
+        <w:rPr>
+          <w:lang w:val="vi-VN"/>
+        </w:rPr>
+        <w:lastRenderedPageBreak/>
+        <w:drawing>
+          <wp:inline distT="0" distB="0" distL="0" distR="0" wp14:anchorId="7A4C53CF" wp14:editId="6CEA3F4A">
+            <wp:extent cx="5943600" cy="3163570"/>
+            <wp:effectExtent l="0" t="0" r="0" b="0"/>
+            <wp:docPr id="3" name="Picture 3"/>
+            <wp:cNvGraphicFramePr>
+              <a:graphicFrameLocks xmlns:a="http://schemas.openxmlformats.org/drawingml/2006/main" noChangeAspect="1"/>
+            </wp:cNvGraphicFramePr>
+            <a:graphic xmlns:a="http://schemas.openxmlformats.org/drawingml/2006/main">
+              <a:graphicData uri="http://schemas.openxmlformats.org/drawingml/2006/picture">
+                <pic:pic xmlns:pic="http://schemas.openxmlformats.org/drawingml/2006/picture">
+                  <pic:nvPicPr>
+                    <pic:cNvPr id="1" name=""/>
+                    <pic:cNvPicPr/>
+                  </pic:nvPicPr>
+                  <pic:blipFill>
+                    <a:blip r:embed="rId7"/>
+                    <a:stretch>
+                      <a:fillRect/>
+                    </a:stretch>
+                  </pic:blipFill>
+                  <pic:spPr>
+                    <a:xfrm>
+                      <a:off x="0" y="0"/>
+                      <a:ext cx="5943600" cy="3163570"/>
+                    </a:xfrm>
+                    <a:prstGeom prst="rect">
+                      <a:avLst/>
+                    </a:prstGeom>
+                  </pic:spPr>
+                </pic:pic>
+              </a:graphicData>
+            </a:graphic>
+          </wp:inline>
+        </w:drawing>
+      </w:r>
+    </w:p>
+    <w:p>
+      <w:pPr>
+        <w:rPr>
+          <w:lang w:val="vi-VN"/>
+        </w:rPr>
+      </w:pPr>
+      <w:r>
+        <w:rPr>
+          <w:lang w:val="vi-VN"/>
+        </w:rPr>
+        <w:drawing>
+          <wp:inline distT="0" distB="0" distL="0" distR="0" wp14:anchorId="28F5D4F5" wp14:editId="4776B10E">
+            <wp:extent cx="5943600" cy="3151505"/>
+            <wp:effectExtent l="0" t="0" r="0" b="0"/>
+            <wp:docPr id="4" name="Picture 4"/>
+            <wp:cNvGraphicFramePr>
+              <a:graphicFrameLocks xmlns:a="http://schemas.openxmlformats.org/drawingml/2006/main" noChangeAspect="1"/>
+            </wp:cNvGraphicFramePr>
+            <a:graphic xmlns:a="http://schemas.openxmlformats.org/drawingml/2006/main">
+              <a:graphicData uri="http://schemas.openxmlformats.org/drawingml/2006/picture">
+                <pic:pic xmlns:pic="http://schemas.openxmlformats.org/drawingml/2006/picture">
+                  <pic:nvPicPr>
+                    <pic:cNvPr id="1" name=""/>
+                    <pic:cNvPicPr/>
+                  </pic:nvPicPr>
+                  <pic:blipFill>
+                    <a:blip r:embed="rId8"/>
+                    <a:stretch>
+                      <a:fillRect/>
+                    </a:stretch>
+                  </pic:blipFill>
+                  <pic:spPr>
+                    <a:xfrm>
+                      <a:off x="0" y="0"/>
+                      <a:ext cx="5943600" cy="3151505"/>
+                    </a:xfrm>
+                    <a:prstGeom prst="rect">
+                      <a:avLst/>
+                    </a:prstGeom>
+                  </pic:spPr>
+                </pic:pic>
+              </a:graphicData>
+            </a:graphic>
+          </wp:inline>
+        </w:drawing>
+      </w:r>
+    </w:p>
+    <w:p>
+      <w:pPr>
+        <w:rPr>
+          <w:lang w:val="vi-VN"/>
+        </w:rPr>
+      </w:pPr>
     </w:p>
     <w:sectPr>
       <w:pgSz w:w="12240" w:h="15840"/>
